--- a/burocracy/gia2026/ostapiv_publication_list.docx
+++ b/burocracy/gia2026/ostapiv_publication_list.docx
@@ -7,7 +7,6 @@
         <w:rPr>
           <w:b/>
           <w:bCs/>
-          <w:lang w:val="uk-UA"/>
         </w:rPr>
       </w:pPr>
       <w:r>
@@ -16,30 +15,27 @@
           <w:bCs/>
           <w:lang w:val="uk-UA"/>
         </w:rPr>
-        <w:t>Список публикаций Остапив А.Ю.</w:t>
-      </w:r>
-    </w:p>
-    <w:p>
-      <w:pPr>
-        <w:rPr>
-          <w:lang w:val="uk-UA"/>
-        </w:rPr>
-      </w:pPr>
+        <w:t>Список опублик</w:t>
+      </w:r>
       <w:r>
         <w:rPr>
           <w:b/>
           <w:bCs/>
-          <w:lang w:val="uk-UA"/>
-        </w:rPr>
-        <w:t>Статьи</w:t>
-      </w:r>
-    </w:p>
-    <w:p>
-      <w:pPr>
-        <w:rPr>
-          <w:lang w:val="uk-UA"/>
-        </w:rPr>
-      </w:pPr>
+        </w:rPr>
+        <w:t>ованных научных статей по теме диссертации</w:t>
+      </w:r>
+    </w:p>
+    <w:p>
+      <w:pPr>
+        <w:ind w:firstLine="708"/>
+      </w:pPr>
+      <w:r>
+        <w:rPr>
+          <w:b/>
+          <w:bCs/>
+        </w:rPr>
+        <w:t>Статьи в научных журналах</w:t>
+      </w:r>
     </w:p>
     <w:p>
       <w:pPr>
@@ -56,7 +52,73 @@
         <w:rPr>
           <w:lang w:val="uk-UA"/>
         </w:rPr>
-        <w:t>Zotov K.V., Ostapiv A.Yu., Tereshchenko N.V., Ryabushkin O.A. Применимость и точность подходов обработки температурных кинетик в методиках классической и пьезорезонансной лазерной калориметрии // Оптика и спектроскопия. – 2025. – Т. 133, № 1. – С. 73–81.</w:t>
+        <w:t xml:space="preserve">Zotov K.V., Ostapiv A.Yu., Tereshchenko N.V., Ryabushkin O.A. </w:t>
+      </w:r>
+      <w:r>
+        <w:rPr>
+          <w:lang w:val="uk-UA"/>
+        </w:rPr>
+        <w:t>Accuracy and applicability of the standardized methods of processing the temperature data in laser and piezoelectric laser calorimetry</w:t>
+      </w:r>
+      <w:r>
+        <w:rPr>
+          <w:lang w:val="uk-UA"/>
+        </w:rPr>
+        <w:t xml:space="preserve"> // </w:t>
+      </w:r>
+      <w:r>
+        <w:rPr>
+          <w:lang w:val="uk-UA"/>
+        </w:rPr>
+        <w:t>Optics and Spectroscopy</w:t>
+      </w:r>
+      <w:r>
+        <w:rPr>
+          <w:lang w:val="en-US"/>
+        </w:rPr>
+        <w:t xml:space="preserve"> </w:t>
+      </w:r>
+      <w:r>
+        <w:rPr>
+          <w:lang w:val="uk-UA"/>
+        </w:rPr>
+        <w:t xml:space="preserve">– 2025. – </w:t>
+      </w:r>
+      <w:r>
+        <w:rPr>
+          <w:lang w:val="en-US"/>
+        </w:rPr>
+        <w:t>V</w:t>
+      </w:r>
+      <w:r>
+        <w:rPr>
+          <w:lang w:val="uk-UA"/>
+        </w:rPr>
+        <w:t xml:space="preserve">. 133, </w:t>
+      </w:r>
+      <w:r>
+        <w:rPr>
+          <w:lang w:val="en-US"/>
+        </w:rPr>
+        <w:t>No</w:t>
+      </w:r>
+      <w:r>
+        <w:rPr>
+          <w:lang w:val="uk-UA"/>
+        </w:rPr>
+        <w:t xml:space="preserve"> 1. – </w:t>
+      </w:r>
+      <w:r>
+        <w:rPr>
+          <w:lang w:val="en-US"/>
+        </w:rPr>
+        <w:t>P</w:t>
+      </w:r>
+      <w:r>
+        <w:rPr>
+          <w:lang w:val="uk-UA"/>
+        </w:rPr>
+        <w:t>. 73–81.</w:t>
       </w:r>
       <w:r>
         <w:rPr>
@@ -151,19 +213,32 @@
     </w:p>
     <w:p>
       <w:pPr>
+        <w:pStyle w:val="a3"/>
         <w:rPr>
           <w:b/>
           <w:bCs/>
-          <w:lang w:val="uk-UA"/>
-        </w:rPr>
-      </w:pPr>
-      <w:r>
+        </w:rPr>
+      </w:pPr>
+    </w:p>
+    <w:p>
+      <w:pPr>
+        <w:pStyle w:val="a3"/>
         <w:rPr>
           <w:b/>
           <w:bCs/>
-          <w:lang w:val="uk-UA"/>
-        </w:rPr>
-        <w:t>Тезисы конференций</w:t>
+        </w:rPr>
+      </w:pPr>
+    </w:p>
+    <w:p>
+      <w:pPr>
+        <w:pStyle w:val="a3"/>
+      </w:pPr>
+      <w:r>
+        <w:rPr>
+          <w:b/>
+          <w:bCs/>
+        </w:rPr>
+        <w:t>Публикации в трудах конференций</w:t>
       </w:r>
     </w:p>
     <w:p>
@@ -405,6 +480,82 @@
           <w:lang w:val="uk-UA"/>
         </w:rPr>
         <w:t>Определение коэффициента поглощения кристалла LiNbO3 с регулярной доменной структурой на длине волны излучения 3 мкм [Текст] / А.Ю. Остапив, И.А. Ларионов, А.В. Коняшкин, О.А. Рябушкин // Труды 17-го Молодежного конкурса имени Ивана Анисимкина (ФИРЭ, апрель 2021 г.). Москва: Общество с ограниченной ответственностью "Издательство "Радиотехника", 2021. С. 39–42. DOI: 10.18127/j20700970-202102-09. РИНЦ.</w:t>
+      </w:r>
+    </w:p>
+    <w:p>
+      <w:pPr>
+        <w:rPr>
+          <w:lang w:val="uk-UA"/>
+        </w:rPr>
+      </w:pPr>
+    </w:p>
+    <w:p>
+      <w:pPr>
+        <w:rPr>
+          <w:lang w:val="uk-UA"/>
+        </w:rPr>
+      </w:pPr>
+    </w:p>
+    <w:p>
+      <w:pPr>
+        <w:rPr>
+          <w:lang w:val="uk-UA"/>
+        </w:rPr>
+      </w:pPr>
+    </w:p>
+    <w:p>
+      <w:pPr>
+        <w:rPr>
+          <w:lang w:val="uk-UA"/>
+        </w:rPr>
+      </w:pPr>
+    </w:p>
+    <w:p>
+      <w:pPr>
+        <w:rPr>
+          <w:lang w:val="uk-UA"/>
+        </w:rPr>
+      </w:pPr>
+    </w:p>
+    <w:p>
+      <w:pPr>
+        <w:rPr>
+          <w:lang w:val="uk-UA"/>
+        </w:rPr>
+      </w:pPr>
+    </w:p>
+    <w:p>
+      <w:pPr>
+        <w:rPr>
+          <w:lang w:val="uk-UA"/>
+        </w:rPr>
+      </w:pPr>
+    </w:p>
+    <w:p>
+      <w:pPr>
+        <w:rPr>
+          <w:lang w:val="uk-UA"/>
+        </w:rPr>
+      </w:pPr>
+    </w:p>
+    <w:p>
+      <w:pPr>
+        <w:rPr>
+          <w:lang w:val="uk-UA"/>
+        </w:rPr>
+      </w:pPr>
+    </w:p>
+    <w:p>
+      <w:pPr>
+        <w:rPr>
+          <w:lang w:val="uk-UA"/>
+        </w:rPr>
+      </w:pPr>
+      <w:r>
+        <w:rPr>
+          <w:lang w:val="uk-UA"/>
+        </w:rPr>
+        <w:t>03.06.2026 Остапив А.Ю. ______________________________</w:t>
       </w:r>
     </w:p>
     <w:sectPr>
